--- a/resumes/general/brian-hannigan-general.docx
+++ b/resumes/general/brian-hannigan-general.docx
@@ -47,7 +47,10 @@
     </w:p>
     <w:p>
       <w:r>
-        <w:t>Senior Software Engineer and Systems Architect delivering secure, scalable enterprise systems.</w:t>
+        <w:rPr>
+          <w:sz w:val="21"/>
+        </w:rPr>
+        <w:t>Senior Software Engineer, Technical Systems Architect, and Security-focused builder with 15+ years delivering secure, scalable systems across mission-critical environments. Experienced in backend services, automation, API-driven workflows, and deployment standardization. Known for disciplined execution, documentation, and stakeholder communication.</w:t>
       </w:r>
     </w:p>
     <w:p>
@@ -67,7 +70,7 @@
         <w:rPr>
           <w:sz w:val="21"/>
         </w:rPr>
-        <w:t>System Architecture</w:t>
+        <w:t>Languages: Python, C#, SQL, Bash</w:t>
       </w:r>
     </w:p>
     <w:p>
@@ -78,7 +81,7 @@
         <w:rPr>
           <w:sz w:val="21"/>
         </w:rPr>
-        <w:t>Enterprise Applications</w:t>
+        <w:t>Backend: REST APIs, JSON, HTTP, Service-Oriented Design</w:t>
       </w:r>
     </w:p>
     <w:p>
@@ -89,7 +92,305 @@
         <w:rPr>
           <w:sz w:val="21"/>
         </w:rPr>
-        <w:t>Secure Deployment</w:t>
+        <w:t>Databases: SQLite, SQL Server, MySQL (plus general relational modeling)</w:t>
+      </w:r>
+    </w:p>
+    <w:p>
+      <w:pPr>
+        <w:pStyle w:val="ListBullet"/>
+      </w:pPr>
+      <w:r>
+        <w:rPr>
+          <w:sz w:val="21"/>
+        </w:rPr>
+        <w:t>Tools: Git, Docker, Windows, Linux</w:t>
+      </w:r>
+    </w:p>
+    <w:p>
+      <w:pPr>
+        <w:pStyle w:val="ListBullet"/>
+      </w:pPr>
+      <w:r>
+        <w:rPr>
+          <w:sz w:val="21"/>
+        </w:rPr>
+        <w:t>Security: Hardening, compliance-aligned engineering, vulnerability scanning concepts</w:t>
+      </w:r>
+    </w:p>
+    <w:p>
+      <w:pPr>
+        <w:pStyle w:val="ListBullet"/>
+      </w:pPr>
+      <w:r>
+        <w:rPr>
+          <w:sz w:val="21"/>
+        </w:rPr>
+        <w:t>Strengths: Debugging, documentation, requirements translation, cross-functional delivery</w:t>
+      </w:r>
+    </w:p>
+    <w:p>
+      <w:r>
+        <w:rPr>
+          <w:b/>
+          <w:sz w:val="23"/>
+        </w:rPr>
+        <w:t>FEATURED PROJECTS</w:t>
+      </w:r>
+    </w:p>
+    <w:p>
+      <w:pPr>
+        <w:pStyle w:val="ListBullet"/>
+      </w:pPr>
+      <w:r>
+        <w:rPr>
+          <w:sz w:val="21"/>
+        </w:rPr>
+        <w:t>Portable Translator (Python APIs, OCR + translation orchestration) — GitHub: github.com/brianhannigan/translator</w:t>
+      </w:r>
+    </w:p>
+    <w:p>
+      <w:pPr>
+        <w:pStyle w:val="ListBullet"/>
+      </w:pPr>
+      <w:r>
+        <w:rPr>
+          <w:sz w:val="21"/>
+        </w:rPr>
+        <w:t>Designed and implemented Python-based REST services supporting OCR and AI translation workflows.</w:t>
+      </w:r>
+    </w:p>
+    <w:p>
+      <w:pPr>
+        <w:pStyle w:val="ListBullet"/>
+      </w:pPr>
+      <w:r>
+        <w:rPr>
+          <w:sz w:val="21"/>
+        </w:rPr>
+        <w:t>Built HTTP endpoints with structured JSON request/response handling and robust validation.</w:t>
+      </w:r>
+    </w:p>
+    <w:p>
+      <w:pPr>
+        <w:pStyle w:val="ListBullet"/>
+      </w:pPr>
+      <w:r>
+        <w:rPr>
+          <w:sz w:val="21"/>
+        </w:rPr>
+        <w:t>Integrated Tesseract OCR and local translation engines into modular, testable service boundaries.</w:t>
+      </w:r>
+    </w:p>
+    <w:p>
+      <w:pPr>
+        <w:pStyle w:val="ListBullet"/>
+      </w:pPr>
+      <w:r>
+        <w:rPr>
+          <w:sz w:val="21"/>
+        </w:rPr>
+        <w:t>Implemented logging, error handling, and process monitoring to improve reliability and debuggability.</w:t>
+      </w:r>
+    </w:p>
+    <w:p>
+      <w:pPr>
+        <w:pStyle w:val="ListBullet"/>
+      </w:pPr>
+      <w:r>
+        <w:rPr>
+          <w:sz w:val="21"/>
+        </w:rPr>
+        <w:t>Used Git for version control and iterative feature delivery; maintained clean repo organization and documentation.</w:t>
+      </w:r>
+    </w:p>
+    <w:p>
+      <w:r>
+        <w:rPr>
+          <w:b/>
+          <w:sz w:val="23"/>
+        </w:rPr>
+        <w:t>EXPERIENCE</w:t>
+      </w:r>
+    </w:p>
+    <w:p>
+      <w:pPr>
+        <w:pStyle w:val="ListBullet"/>
+      </w:pPr>
+      <w:r>
+        <w:rPr>
+          <w:sz w:val="21"/>
+        </w:rPr>
+        <w:t>UTRS, Inc — Lead Technical Instructor / Simulation Systems Engineer (2011–2025)</w:t>
+      </w:r>
+    </w:p>
+    <w:p>
+      <w:pPr>
+        <w:pStyle w:val="ListBullet"/>
+      </w:pPr>
+      <w:r>
+        <w:rPr>
+          <w:sz w:val="21"/>
+        </w:rPr>
+        <w:t>Designed and deployed simulation training ecosystems for U.S. Government/DoD programs across multiple sites.</w:t>
+      </w:r>
+    </w:p>
+    <w:p>
+      <w:pPr>
+        <w:pStyle w:val="ListBullet"/>
+      </w:pPr>
+      <w:r>
+        <w:rPr>
+          <w:sz w:val="21"/>
+        </w:rPr>
+        <w:t>Built and sustained instructor/operator tooling, automation workflows, and repeatable deployment procedures.</w:t>
+      </w:r>
+    </w:p>
+    <w:p>
+      <w:pPr>
+        <w:pStyle w:val="ListBullet"/>
+      </w:pPr>
+      <w:r>
+        <w:rPr>
+          <w:sz w:val="21"/>
+        </w:rPr>
+        <w:t>Produced clear technical documentation, SOPs, and handoff-ready training materials for long-term sustainment.</w:t>
+      </w:r>
+    </w:p>
+    <w:p>
+      <w:pPr>
+        <w:pStyle w:val="ListBullet"/>
+      </w:pPr>
+      <w:r>
+        <w:rPr>
+          <w:sz w:val="21"/>
+        </w:rPr>
+        <w:t>Applied secure configuration practices and compliance expectations (e.g., DISA STIG alignment) in system deployments.</w:t>
+      </w:r>
+    </w:p>
+    <w:p>
+      <w:pPr>
+        <w:pStyle w:val="ListBullet"/>
+      </w:pPr>
+      <w:r>
+        <w:rPr>
+          <w:sz w:val="21"/>
+        </w:rPr>
+        <w:t>Partnered with stakeholders to translate requirements into deliverable software/system outcomes in fast-paced environments.</w:t>
+      </w:r>
+    </w:p>
+    <w:p>
+      <w:pPr>
+        <w:pStyle w:val="ListBullet"/>
+      </w:pPr>
+      <w:r>
+        <w:rPr>
+          <w:sz w:val="21"/>
+        </w:rPr>
+        <w:t>Applied DISA STIG-aligned secure configuration standards and vulnerability scanning practices.</w:t>
+      </w:r>
+    </w:p>
+    <w:p>
+      <w:pPr>
+        <w:pStyle w:val="ListBullet"/>
+      </w:pPr>
+      <w:r>
+        <w:rPr>
+          <w:sz w:val="21"/>
+        </w:rPr>
+        <w:t>Supported secure deployments through hardening, documentation, and compliance-focused engineering.</w:t>
+      </w:r>
+    </w:p>
+    <w:p>
+      <w:pPr>
+        <w:pStyle w:val="ListBullet"/>
+      </w:pPr>
+      <w:r>
+        <w:rPr>
+          <w:sz w:val="21"/>
+        </w:rPr>
+        <w:t>Performed structured troubleshooting and remediation to reduce operational risk and improve system reliability.</w:t>
+      </w:r>
+    </w:p>
+    <w:p>
+      <w:r>
+        <w:rPr>
+          <w:b/>
+          <w:sz w:val="23"/>
+        </w:rPr>
+        <w:t>ADDITIONAL EXPERIENCE</w:t>
+      </w:r>
+    </w:p>
+    <w:p>
+      <w:pPr>
+        <w:pStyle w:val="ListBullet"/>
+      </w:pPr>
+      <w:r>
+        <w:rPr>
+          <w:sz w:val="21"/>
+        </w:rPr>
+        <w:t>Web Developer • SharePoint/.NET Consultant • Software Engineer • Independent Consultant • Teacher (Technology &amp; Special Education)</w:t>
+      </w:r>
+    </w:p>
+    <w:p>
+      <w:r>
+        <w:rPr>
+          <w:b/>
+          <w:sz w:val="23"/>
+        </w:rPr>
+        <w:t>EDUCATION</w:t>
+      </w:r>
+    </w:p>
+    <w:p>
+      <w:pPr>
+        <w:pStyle w:val="ListBullet"/>
+      </w:pPr>
+      <w:r>
+        <w:rPr>
+          <w:sz w:val="21"/>
+        </w:rPr>
+        <w:t>M.Ed., Special Education — New Jersey City University</w:t>
+      </w:r>
+    </w:p>
+    <w:p>
+      <w:pPr>
+        <w:pStyle w:val="ListBullet"/>
+      </w:pPr>
+      <w:r>
+        <w:rPr>
+          <w:sz w:val="21"/>
+        </w:rPr>
+        <w:t>B.S., Criminal Justice — University of Delaware</w:t>
+      </w:r>
+    </w:p>
+    <w:p>
+      <w:pPr>
+        <w:pStyle w:val="ListBullet"/>
+      </w:pPr>
+      <w:r>
+        <w:rPr>
+          <w:sz w:val="21"/>
+        </w:rPr>
+        <w:t>Programming Diploma — Chubb Institute</w:t>
+      </w:r>
+    </w:p>
+    <w:p>
+      <w:r>
+        <w:rPr>
+          <w:b/>
+          <w:sz w:val="23"/>
+        </w:rPr>
+        <w:t>CERTIFICATIONS &amp; CREDENTIALS</w:t>
+      </w:r>
+    </w:p>
+    <w:p>
+      <w:pPr>
+        <w:pStyle w:val="ListBullet"/>
+      </w:pPr>
+      <w:r>
+        <w:rPr>
+          <w:sz w:val="21"/>
+        </w:rPr>
+        <w:t>CompTIA Security+ • InfraGard Member • SOC Core Skills • Active Defense &amp; Cyber Deception • Red Team Summit • Hacking Humans</w:t>
       </w:r>
     </w:p>
     <w:sectPr>

--- a/resumes/general/brian-hannigan-general.docx
+++ b/resumes/general/brian-hannigan-general.docx
@@ -22,7 +22,7 @@
         <w:rPr>
           <w:sz w:val="21"/>
         </w:rPr>
-        <w:t>Remote | 07876 | (862) 243-1177 | jobshannigan@gmail.com</w:t>
+        <w:t>(862) 243-1177</w:t>
       </w:r>
     </w:p>
     <w:p>
@@ -33,7 +33,29 @@
         <w:rPr>
           <w:sz w:val="21"/>
         </w:rPr>
-        <w:t>LinkedIn: linkedin.com/in/brianjhannigan | GitHub: github.com/brianhannigan</w:t>
+        <w:t>jobshannigan@gmail.com</w:t>
+      </w:r>
+    </w:p>
+    <w:p>
+      <w:pPr>
+        <w:jc w:val="center"/>
+      </w:pPr>
+      <w:r>
+        <w:rPr>
+          <w:sz w:val="21"/>
+        </w:rPr>
+        <w:t>github.com/brianhannigan</w:t>
+      </w:r>
+    </w:p>
+    <w:p>
+      <w:pPr>
+        <w:jc w:val="center"/>
+      </w:pPr>
+      <w:r>
+        <w:rPr>
+          <w:sz w:val="21"/>
+        </w:rPr>
+        <w:t>linkedin.com/in/brianjhannigan</w:t>
       </w:r>
     </w:p>
     <w:p>
@@ -42,24 +64,36 @@
           <w:b/>
           <w:sz w:val="23"/>
         </w:rPr>
-        <w:t>PROFESSIONAL SUMMARY</w:t>
-      </w:r>
-    </w:p>
-    <w:p>
-      <w:r>
-        <w:rPr>
-          <w:sz w:val="21"/>
-        </w:rPr>
-        <w:t>Senior Software Engineer, Technical Systems Architect, and Security-focused builder with 15+ years delivering secure, scalable systems across mission-critical environments. Experienced in backend services, automation, API-driven workflows, and deployment standardization. Known for disciplined execution, documentation, and stakeholder communication.</w:t>
+        <w:t>EXPERIENCE</w:t>
       </w:r>
     </w:p>
     <w:p>
       <w:r>
         <w:rPr>
           <w:b/>
-          <w:sz w:val="23"/>
+          <w:sz w:val="21"/>
         </w:rPr>
-        <w:t>CORE SKILLS</w:t>
+        <w:t>Company: Log(N) Pacific</w:t>
+        <w:tab/>
+        <w:t>2025 – Present</w:t>
+      </w:r>
+    </w:p>
+    <w:p>
+      <w:r>
+        <w:rPr>
+          <w:b/>
+          <w:sz w:val="21"/>
+        </w:rPr>
+        <w:t>Title: Cyber Security Support Analyst (Vulnerability Management &amp; SecOps Intern)</w:t>
+      </w:r>
+    </w:p>
+    <w:p>
+      <w:r>
+        <w:rPr>
+          <w:b/>
+          <w:sz w:val="21"/>
+        </w:rPr>
+        <w:t>Vulnerability Management:</w:t>
       </w:r>
     </w:p>
     <w:p>
@@ -70,7 +104,7 @@
         <w:rPr>
           <w:sz w:val="21"/>
         </w:rPr>
-        <w:t>Languages: Python, C#, SQL, Bash</w:t>
+        <w:t>Conducted vulnerability scans and provided detailed remediation reports, contributing to a 100% reduction in critical, 90% reduction in high, and 76% reduction in medium vulnerabilities.</w:t>
       </w:r>
     </w:p>
     <w:p>
@@ -81,7 +115,7 @@
         <w:rPr>
           <w:sz w:val="21"/>
         </w:rPr>
-        <w:t>Backend: REST APIs, JSON, HTTP, Service-Oriented Design</w:t>
+        <w:t>Performed vulnerability assessments and risk prioritization using Tenable across Windows and Linux environments.</w:t>
       </w:r>
     </w:p>
     <w:p>
@@ -92,7 +126,7 @@
         <w:rPr>
           <w:sz w:val="21"/>
         </w:rPr>
-        <w:t>Databases: SQLite, SQL Server, MySQL (plus general relational modeling)</w:t>
+        <w:t>Executed secure configurations and compliance audits (DISA STIG) using Tenable to meet industry standards.</w:t>
       </w:r>
     </w:p>
     <w:p>
@@ -103,7 +137,16 @@
         <w:rPr>
           <w:sz w:val="21"/>
         </w:rPr>
-        <w:t>Tools: Git, Docker, Windows, Linux</w:t>
+        <w:t>Automated remediation processes and STIG implementations using PowerShell to address critical vulnerabilities.</w:t>
+      </w:r>
+    </w:p>
+    <w:p>
+      <w:r>
+        <w:rPr>
+          <w:b/>
+          <w:sz w:val="21"/>
+        </w:rPr>
+        <w:t>Security Operations:</w:t>
       </w:r>
     </w:p>
     <w:p>
@@ -114,7 +157,7 @@
         <w:rPr>
           <w:sz w:val="21"/>
         </w:rPr>
-        <w:t>Security: Hardening, compliance-aligned engineering, vulnerability scanning concepts</w:t>
+        <w:t>Performed threat hunting using EDR, identifying indicators of brute force attacks, data exfiltration, and ransomware activity.</w:t>
       </w:r>
     </w:p>
     <w:p>
@@ -125,16 +168,7 @@
         <w:rPr>
           <w:sz w:val="21"/>
         </w:rPr>
-        <w:t>Strengths: Debugging, documentation, requirements translation, cross-functional delivery</w:t>
-      </w:r>
-    </w:p>
-    <w:p>
-      <w:r>
-        <w:rPr>
-          <w:b/>
-          <w:sz w:val="23"/>
-        </w:rPr>
-        <w:t>FEATURED PROJECTS</w:t>
+        <w:t>Designed and tested advanced threat hunting scenarios for incident response tabletop exercises.</w:t>
       </w:r>
     </w:p>
     <w:p>
@@ -145,7 +179,251 @@
         <w:rPr>
           <w:sz w:val="21"/>
         </w:rPr>
-        <w:t>Portable Translator (Python APIs, OCR + translation orchestration) — GitHub: github.com/brianhannigan/translator</w:t>
+        <w:t>Developed custom detection rules in Microsoft Defender for Endpoint to automate isolation and investigation of compromised systems.</w:t>
+      </w:r>
+    </w:p>
+    <w:p>
+      <w:pPr>
+        <w:pStyle w:val="ListBullet"/>
+      </w:pPr>
+      <w:r>
+        <w:rPr>
+          <w:sz w:val="21"/>
+        </w:rPr>
+        <w:t>Reduced brute force incidents by 100% by implementing inbound NSG/firewall rules to limit Internet exposure.</w:t>
+      </w:r>
+    </w:p>
+    <w:p>
+      <w:pPr>
+        <w:pStyle w:val="ListBullet"/>
+      </w:pPr>
+      <w:r>
+        <w:rPr>
+          <w:sz w:val="21"/>
+        </w:rPr>
+        <w:t>Created Microsoft Sentinel dashboards to monitor logon failures and malicious traffic using threat intelligence.</w:t>
+      </w:r>
+    </w:p>
+    <w:p>
+      <w:pPr>
+        <w:pStyle w:val="ListBullet"/>
+      </w:pPr>
+      <w:r>
+        <w:rPr>
+          <w:sz w:val="21"/>
+        </w:rPr>
+        <w:t>Utilized KQL to query logs within SIEM and EDR platforms for investigation and detection purposes.</w:t>
+      </w:r>
+    </w:p>
+    <w:p>
+      <w:r>
+        <w:rPr>
+          <w:b/>
+          <w:sz w:val="21"/>
+        </w:rPr>
+        <w:t>Company: Independent Consulting</w:t>
+        <w:tab/>
+        <w:t>Various</w:t>
+      </w:r>
+    </w:p>
+    <w:p>
+      <w:r>
+        <w:rPr>
+          <w:b/>
+          <w:sz w:val="21"/>
+        </w:rPr>
+        <w:t>Title: Software Engineer / Security &amp; Automation Consultant</w:t>
+      </w:r>
+    </w:p>
+    <w:p>
+      <w:r>
+        <w:rPr>
+          <w:b/>
+          <w:sz w:val="21"/>
+        </w:rPr>
+        <w:t>Delivery &amp; Enablement:</w:t>
+      </w:r>
+    </w:p>
+    <w:p>
+      <w:pPr>
+        <w:pStyle w:val="ListBullet"/>
+      </w:pPr>
+      <w:r>
+        <w:rPr>
+          <w:sz w:val="21"/>
+        </w:rPr>
+        <w:t>Delivered client-facing software and automation solutions with strong documentation and handoff discipline.</w:t>
+      </w:r>
+    </w:p>
+    <w:p>
+      <w:pPr>
+        <w:pStyle w:val="ListBullet"/>
+      </w:pPr>
+      <w:r>
+        <w:rPr>
+          <w:sz w:val="21"/>
+        </w:rPr>
+        <w:t>Built repeatable workflows, templates, and operational guides to reduce friction and improve consistency.</w:t>
+      </w:r>
+    </w:p>
+    <w:p>
+      <w:pPr>
+        <w:pStyle w:val="ListBullet"/>
+      </w:pPr>
+      <w:r>
+        <w:rPr>
+          <w:sz w:val="21"/>
+        </w:rPr>
+        <w:t>Partnered directly with stakeholders; translated ambiguous needs into clear technical deliverables.</w:t>
+      </w:r>
+    </w:p>
+    <w:p>
+      <w:r>
+        <w:rPr>
+          <w:b/>
+          <w:sz w:val="21"/>
+        </w:rPr>
+        <w:t>Company: UTRS, Inc</w:t>
+        <w:tab/>
+        <w:t>2011 – 2025</w:t>
+      </w:r>
+    </w:p>
+    <w:p>
+      <w:r>
+        <w:rPr>
+          <w:b/>
+          <w:sz w:val="21"/>
+        </w:rPr>
+        <w:t>Title: Technical Systems Engineer / Trainer / Systems Architect</w:t>
+      </w:r>
+    </w:p>
+    <w:p>
+      <w:r>
+        <w:rPr>
+          <w:b/>
+          <w:sz w:val="21"/>
+        </w:rPr>
+        <w:t>Systems Engineering:</w:t>
+      </w:r>
+    </w:p>
+    <w:p>
+      <w:pPr>
+        <w:pStyle w:val="ListBullet"/>
+      </w:pPr>
+      <w:r>
+        <w:rPr>
+          <w:sz w:val="21"/>
+        </w:rPr>
+        <w:t>Designed and delivered simulation training ecosystems for U.S. Government/DoD programs across multiple sites.</w:t>
+      </w:r>
+    </w:p>
+    <w:p>
+      <w:pPr>
+        <w:pStyle w:val="ListBullet"/>
+      </w:pPr>
+      <w:r>
+        <w:rPr>
+          <w:sz w:val="21"/>
+        </w:rPr>
+        <w:t>Built and sustained operator tooling, automation workflows, and repeatable deployment procedures.</w:t>
+      </w:r>
+    </w:p>
+    <w:p>
+      <w:pPr>
+        <w:pStyle w:val="ListBullet"/>
+      </w:pPr>
+      <w:r>
+        <w:rPr>
+          <w:sz w:val="21"/>
+        </w:rPr>
+        <w:t>Produced SOPs, technical documentation, and handoff-ready training materials for long-term sustainment.</w:t>
+      </w:r>
+    </w:p>
+    <w:p>
+      <w:pPr>
+        <w:pStyle w:val="ListBullet"/>
+      </w:pPr>
+      <w:r>
+        <w:rPr>
+          <w:sz w:val="21"/>
+        </w:rPr>
+        <w:t>Partnered with stakeholders to translate requirements into deliverable system outcomes.</w:t>
+      </w:r>
+    </w:p>
+    <w:p>
+      <w:pPr>
+        <w:pStyle w:val="ListBullet"/>
+      </w:pPr>
+      <w:r>
+        <w:rPr>
+          <w:sz w:val="21"/>
+        </w:rPr>
+        <w:t>Improved operational reliability through disciplined troubleshooting and root cause analysis.</w:t>
+      </w:r>
+    </w:p>
+    <w:p>
+      <w:r>
+        <w:rPr>
+          <w:b/>
+          <w:sz w:val="21"/>
+        </w:rPr>
+        <w:t>Secure Deployment Support:</w:t>
+      </w:r>
+    </w:p>
+    <w:p>
+      <w:pPr>
+        <w:pStyle w:val="ListBullet"/>
+      </w:pPr>
+      <w:r>
+        <w:rPr>
+          <w:sz w:val="21"/>
+        </w:rPr>
+        <w:t>Applied secure configuration practices and compliance expectations (DISA STIG alignment awareness) in deployments.</w:t>
+      </w:r>
+    </w:p>
+    <w:p>
+      <w:pPr>
+        <w:pStyle w:val="ListBullet"/>
+      </w:pPr>
+      <w:r>
+        <w:rPr>
+          <w:sz w:val="21"/>
+        </w:rPr>
+        <w:t>Supported remediation and reliability improvements through documentation-driven sustainment workflows.</w:t>
+      </w:r>
+    </w:p>
+    <w:p>
+      <w:r>
+        <w:rPr>
+          <w:b/>
+          <w:sz w:val="23"/>
+        </w:rPr>
+        <w:t>PROJECTS</w:t>
+      </w:r>
+    </w:p>
+    <w:p>
+      <w:r>
+        <w:rPr>
+          <w:b/>
+          <w:sz w:val="21"/>
+        </w:rPr>
+        <w:t>Portable Translator — Offline OCR + Translation Services</w:t>
+      </w:r>
+    </w:p>
+    <w:p>
+      <w:r>
+        <w:rPr>
+          <w:sz w:val="21"/>
+        </w:rPr>
+        <w:t>Source: github.com/brianhannigan/translator</w:t>
+      </w:r>
+    </w:p>
+    <w:p>
+      <w:r>
+        <w:rPr>
+          <w:sz w:val="21"/>
+        </w:rPr>
+        <w:t>Platforms and Technology Used: Python, REST APIs, Tesseract OCR, Local Translation Engines, Git, Windows/Linux</w:t>
       </w:r>
     </w:p>
     <w:p>
@@ -200,7 +478,7 @@
         <w:rPr>
           <w:sz w:val="21"/>
         </w:rPr>
-        <w:t>Used Git for version control and iterative feature delivery; maintained clean repo organization and documentation.</w:t>
+        <w:t>Used Git for version control and maintained clean repo organization and documentation.</w:t>
       </w:r>
     </w:p>
     <w:p>
@@ -209,7 +487,7 @@
           <w:b/>
           <w:sz w:val="23"/>
         </w:rPr>
-        <w:t>EXPERIENCE</w:t>
+        <w:t>CERTIFICATIONS</w:t>
       </w:r>
     </w:p>
     <w:p>
@@ -220,7 +498,7 @@
         <w:rPr>
           <w:sz w:val="21"/>
         </w:rPr>
-        <w:t>UTRS, Inc — Lead Technical Instructor / Simulation Systems Engineer (2011–2025)</w:t>
+        <w:t>CompTIA Security+</w:t>
       </w:r>
     </w:p>
     <w:p>
@@ -231,7 +509,7 @@
         <w:rPr>
           <w:sz w:val="21"/>
         </w:rPr>
-        <w:t>Designed and deployed simulation training ecosystems for U.S. Government/DoD programs across multiple sites.</w:t>
+        <w:t>InfraGard Member</w:t>
       </w:r>
     </w:p>
     <w:p>
@@ -242,7 +520,7 @@
         <w:rPr>
           <w:sz w:val="21"/>
         </w:rPr>
-        <w:t>Built and sustained instructor/operator tooling, automation workflows, and repeatable deployment procedures.</w:t>
+        <w:t>SOC Core Skills</w:t>
       </w:r>
     </w:p>
     <w:p>
@@ -253,7 +531,7 @@
         <w:rPr>
           <w:sz w:val="21"/>
         </w:rPr>
-        <w:t>Produced clear technical documentation, SOPs, and handoff-ready training materials for long-term sustainment.</w:t>
+        <w:t>Active Defense &amp; Cyber Deception</w:t>
       </w:r>
     </w:p>
     <w:p>
@@ -264,7 +542,7 @@
         <w:rPr>
           <w:sz w:val="21"/>
         </w:rPr>
-        <w:t>Applied secure configuration practices and compliance expectations (e.g., DISA STIG alignment) in system deployments.</w:t>
+        <w:t>Red Team Summit</w:t>
       </w:r>
     </w:p>
     <w:p>
@@ -275,60 +553,7 @@
         <w:rPr>
           <w:sz w:val="21"/>
         </w:rPr>
-        <w:t>Partnered with stakeholders to translate requirements into deliverable software/system outcomes in fast-paced environments.</w:t>
-      </w:r>
-    </w:p>
-    <w:p>
-      <w:pPr>
-        <w:pStyle w:val="ListBullet"/>
-      </w:pPr>
-      <w:r>
-        <w:rPr>
-          <w:sz w:val="21"/>
-        </w:rPr>
-        <w:t>Applied DISA STIG-aligned secure configuration standards and vulnerability scanning practices.</w:t>
-      </w:r>
-    </w:p>
-    <w:p>
-      <w:pPr>
-        <w:pStyle w:val="ListBullet"/>
-      </w:pPr>
-      <w:r>
-        <w:rPr>
-          <w:sz w:val="21"/>
-        </w:rPr>
-        <w:t>Supported secure deployments through hardening, documentation, and compliance-focused engineering.</w:t>
-      </w:r>
-    </w:p>
-    <w:p>
-      <w:pPr>
-        <w:pStyle w:val="ListBullet"/>
-      </w:pPr>
-      <w:r>
-        <w:rPr>
-          <w:sz w:val="21"/>
-        </w:rPr>
-        <w:t>Performed structured troubleshooting and remediation to reduce operational risk and improve system reliability.</w:t>
-      </w:r>
-    </w:p>
-    <w:p>
-      <w:r>
-        <w:rPr>
-          <w:b/>
-          <w:sz w:val="23"/>
-        </w:rPr>
-        <w:t>ADDITIONAL EXPERIENCE</w:t>
-      </w:r>
-    </w:p>
-    <w:p>
-      <w:pPr>
-        <w:pStyle w:val="ListBullet"/>
-      </w:pPr>
-      <w:r>
-        <w:rPr>
-          <w:sz w:val="21"/>
-        </w:rPr>
-        <w:t>Web Developer • SharePoint/.NET Consultant • Software Engineer • Independent Consultant • Teacher (Technology &amp; Special Education)</w:t>
+        <w:t>Hacking Humans: Social Engineering &amp; Elicitation</w:t>
       </w:r>
     </w:p>
     <w:p>
@@ -348,7 +573,7 @@
         <w:rPr>
           <w:sz w:val="21"/>
         </w:rPr>
-        <w:t>M.Ed., Special Education — New Jersey City University</w:t>
+        <w:t>Master’s — New Jersey City University</w:t>
       </w:r>
     </w:p>
     <w:p>
@@ -359,7 +584,7 @@
         <w:rPr>
           <w:sz w:val="21"/>
         </w:rPr>
-        <w:t>B.S., Criminal Justice — University of Delaware</w:t>
+        <w:t>B.S. — University of Delaware</w:t>
       </w:r>
     </w:p>
     <w:p>
@@ -379,7 +604,7 @@
           <w:b/>
           <w:sz w:val="23"/>
         </w:rPr>
-        <w:t>CERTIFICATIONS &amp; CREDENTIALS</w:t>
+        <w:t>ADDITIONAL SKILLS AND TECHNOLOGIES</w:t>
       </w:r>
     </w:p>
     <w:p>
@@ -390,7 +615,293 @@
         <w:rPr>
           <w:sz w:val="21"/>
         </w:rPr>
-        <w:t>CompTIA Security+ • InfraGard Member • SOC Core Skills • Active Defense &amp; Cyber Deception • Red Team Summit • Hacking Humans</w:t>
+        <w:t>Endpoint Detection and Response (concepts)</w:t>
+      </w:r>
+    </w:p>
+    <w:p>
+      <w:pPr>
+        <w:pStyle w:val="ListBullet"/>
+      </w:pPr>
+      <w:r>
+        <w:rPr>
+          <w:sz w:val="21"/>
+        </w:rPr>
+        <w:t>Vulnerability Management</w:t>
+      </w:r>
+    </w:p>
+    <w:p>
+      <w:pPr>
+        <w:pStyle w:val="ListBullet"/>
+      </w:pPr>
+      <w:r>
+        <w:rPr>
+          <w:sz w:val="21"/>
+        </w:rPr>
+        <w:t>CVE/CWE Concepts</w:t>
+      </w:r>
+    </w:p>
+    <w:p>
+      <w:pPr>
+        <w:pStyle w:val="ListBullet"/>
+      </w:pPr>
+      <w:r>
+        <w:rPr>
+          <w:sz w:val="21"/>
+        </w:rPr>
+        <w:t>CVSS Concepts</w:t>
+      </w:r>
+    </w:p>
+    <w:p>
+      <w:pPr>
+        <w:pStyle w:val="ListBullet"/>
+      </w:pPr>
+      <w:r>
+        <w:rPr>
+          <w:sz w:val="21"/>
+        </w:rPr>
+        <w:t>Risk Prioritization</w:t>
+      </w:r>
+    </w:p>
+    <w:p>
+      <w:pPr>
+        <w:pStyle w:val="ListBullet"/>
+      </w:pPr>
+      <w:r>
+        <w:rPr>
+          <w:sz w:val="21"/>
+        </w:rPr>
+        <w:t>Remediation Tracking</w:t>
+      </w:r>
+    </w:p>
+    <w:p>
+      <w:pPr>
+        <w:pStyle w:val="ListBullet"/>
+      </w:pPr>
+      <w:r>
+        <w:rPr>
+          <w:sz w:val="21"/>
+        </w:rPr>
+        <w:t>PowerShell Scripting</w:t>
+      </w:r>
+    </w:p>
+    <w:p>
+      <w:pPr>
+        <w:pStyle w:val="ListBullet"/>
+      </w:pPr>
+      <w:r>
+        <w:rPr>
+          <w:sz w:val="21"/>
+        </w:rPr>
+        <w:t>Bash Scripting</w:t>
+      </w:r>
+    </w:p>
+    <w:p>
+      <w:pPr>
+        <w:pStyle w:val="ListBullet"/>
+      </w:pPr>
+      <w:r>
+        <w:rPr>
+          <w:sz w:val="21"/>
+        </w:rPr>
+        <w:t>Firewall/NSG Configuration</w:t>
+      </w:r>
+    </w:p>
+    <w:p>
+      <w:pPr>
+        <w:pStyle w:val="ListBullet"/>
+      </w:pPr>
+      <w:r>
+        <w:rPr>
+          <w:sz w:val="21"/>
+        </w:rPr>
+        <w:t>DISA STIG Alignment (audit concepts)</w:t>
+      </w:r>
+    </w:p>
+    <w:p>
+      <w:pPr>
+        <w:pStyle w:val="ListBullet"/>
+      </w:pPr>
+      <w:r>
+        <w:rPr>
+          <w:sz w:val="21"/>
+        </w:rPr>
+        <w:t>NIST Concepts</w:t>
+      </w:r>
+    </w:p>
+    <w:p>
+      <w:pPr>
+        <w:pStyle w:val="ListBullet"/>
+      </w:pPr>
+      <w:r>
+        <w:rPr>
+          <w:sz w:val="21"/>
+        </w:rPr>
+        <w:t>HIPAA Concepts</w:t>
+      </w:r>
+    </w:p>
+    <w:p>
+      <w:pPr>
+        <w:pStyle w:val="ListBullet"/>
+      </w:pPr>
+      <w:r>
+        <w:rPr>
+          <w:sz w:val="21"/>
+        </w:rPr>
+        <w:t>SOC 2 Concepts</w:t>
+      </w:r>
+    </w:p>
+    <w:p>
+      <w:pPr>
+        <w:pStyle w:val="ListBullet"/>
+      </w:pPr>
+      <w:r>
+        <w:rPr>
+          <w:sz w:val="21"/>
+        </w:rPr>
+        <w:t>Audit Trail Mindset</w:t>
+      </w:r>
+    </w:p>
+    <w:p>
+      <w:pPr>
+        <w:pStyle w:val="ListBullet"/>
+      </w:pPr>
+      <w:r>
+        <w:rPr>
+          <w:sz w:val="21"/>
+        </w:rPr>
+        <w:t>REST APIs</w:t>
+      </w:r>
+    </w:p>
+    <w:p>
+      <w:pPr>
+        <w:pStyle w:val="ListBullet"/>
+      </w:pPr>
+      <w:r>
+        <w:rPr>
+          <w:sz w:val="21"/>
+        </w:rPr>
+        <w:t>JSON</w:t>
+      </w:r>
+    </w:p>
+    <w:p>
+      <w:pPr>
+        <w:pStyle w:val="ListBullet"/>
+      </w:pPr>
+      <w:r>
+        <w:rPr>
+          <w:sz w:val="21"/>
+        </w:rPr>
+        <w:t>HTTP</w:t>
+      </w:r>
+    </w:p>
+    <w:p>
+      <w:pPr>
+        <w:pStyle w:val="ListBullet"/>
+      </w:pPr>
+      <w:r>
+        <w:rPr>
+          <w:sz w:val="21"/>
+        </w:rPr>
+        <w:t>Python</w:t>
+      </w:r>
+    </w:p>
+    <w:p>
+      <w:pPr>
+        <w:pStyle w:val="ListBullet"/>
+      </w:pPr>
+      <w:r>
+        <w:rPr>
+          <w:sz w:val="21"/>
+        </w:rPr>
+        <w:t>SQL</w:t>
+      </w:r>
+    </w:p>
+    <w:p>
+      <w:pPr>
+        <w:pStyle w:val="ListBullet"/>
+      </w:pPr>
+      <w:r>
+        <w:rPr>
+          <w:sz w:val="21"/>
+        </w:rPr>
+        <w:t>Git</w:t>
+      </w:r>
+    </w:p>
+    <w:p>
+      <w:pPr>
+        <w:pStyle w:val="ListBullet"/>
+      </w:pPr>
+      <w:r>
+        <w:rPr>
+          <w:sz w:val="21"/>
+        </w:rPr>
+        <w:t>Docker</w:t>
+      </w:r>
+    </w:p>
+    <w:p>
+      <w:pPr>
+        <w:pStyle w:val="ListBullet"/>
+      </w:pPr>
+      <w:r>
+        <w:rPr>
+          <w:sz w:val="21"/>
+        </w:rPr>
+        <w:t>Microsoft Sentinel (dashboards/queries)</w:t>
+      </w:r>
+    </w:p>
+    <w:p>
+      <w:pPr>
+        <w:pStyle w:val="ListBullet"/>
+      </w:pPr>
+      <w:r>
+        <w:rPr>
+          <w:sz w:val="21"/>
+        </w:rPr>
+        <w:t>Microsoft Defender for Endpoint (detections)</w:t>
+      </w:r>
+    </w:p>
+    <w:p>
+      <w:pPr>
+        <w:pStyle w:val="ListBullet"/>
+      </w:pPr>
+      <w:r>
+        <w:rPr>
+          <w:sz w:val="21"/>
+        </w:rPr>
+        <w:t>KQL (investigation/detection queries)</w:t>
+      </w:r>
+    </w:p>
+    <w:p>
+      <w:pPr>
+        <w:pStyle w:val="ListBullet"/>
+      </w:pPr>
+      <w:r>
+        <w:rPr>
+          <w:sz w:val="21"/>
+        </w:rPr>
+        <w:t>Systems Engineering</w:t>
+      </w:r>
+    </w:p>
+    <w:p>
+      <w:pPr>
+        <w:pStyle w:val="ListBullet"/>
+      </w:pPr>
+      <w:r>
+        <w:rPr>
+          <w:sz w:val="21"/>
+        </w:rPr>
+        <w:t>Documentation</w:t>
+      </w:r>
+    </w:p>
+    <w:p>
+      <w:pPr>
+        <w:pStyle w:val="ListBullet"/>
+      </w:pPr>
+      <w:r>
+        <w:rPr>
+          <w:sz w:val="21"/>
+        </w:rPr>
+        <w:t>Stakeholder Communication</w:t>
       </w:r>
     </w:p>
     <w:sectPr>
